--- a/All_Books/05 ECHOES BEFORE TIME/Word version/ECHOES_BEFORE_TIME_zh.docx
+++ b/All_Books/05 ECHOES BEFORE TIME/Word version/ECHOES_BEFORE_TIME_zh.docx
@@ -3389,7 +3389,7 @@
           <w:shd w:val="clear" w:color="auto" w:fill="FFFFFF"/>
         </w:rPr>
         <w:lastRenderedPageBreak/>
-        <w:t>特別是，關於他們如何完成那些看似不可能的任務，如搬運和組裝巨石，勞拉所感受到的，更加深了我對那些基於簡陋工具的解釋的懷疑。她看到他們使用了一種特殊的能力。可以想像它類似於修煉界有時提到的**「搬運功」**——一種用意念、聲能或其他我們今日科學尚未掌握的微觀能量來移動重物的能力。勞-拉描述「聲音讓石頭震動並變輕」，或「不僅用來照明，更能作用於物質的發光工具」。</w:t>
+        <w:t>特別是，關於他們如何完成那些看似不可能的任務，如搬運和組裝巨石，勞拉所感受到的，更加深了我對那些基於簡陋工具的解釋的懷疑。她看到他們使用了一種特殊的能力。可以想像它類似於修煉界有時提到的**「搬運功」**——一種用意念、聲能或其他我們今日科學尚未掌握的微觀能量來移動重物的能力。勞拉描述「聲音讓石頭震動並變輕」，或「不僅用來照明，更能作用於物質的發光工具」。</w:t>
       </w:r>
     </w:p>
     <w:p>
@@ -4640,7 +4640,7 @@
           <w:color w:val="1A1C1E"/>
           <w:shd w:val="clear" w:color="auto" w:fill="FFFFFF"/>
         </w:rPr>
-        <w:t>它或許不像金字a塔那樣，是一聲宏亮而清晰的「迴響」，但巨石陣仍是來自過去的一段充滿神秘的低語，提醒著我們歷史可能並不像我們想的那麼簡單。它也是一個例子，說明了關於天文、關於自然週期的知識，似乎是許多古代文化——無論他們在埃及、英國還是祕魯——其精神與社會生活中的一個重要部分。</w:t>
+        <w:t>它或許不像金字塔那樣，是一聲宏亮而清晰的「迴響」，但巨石陣仍是來自過去的一段充滿神秘的低語，提醒著我們歷史可能並不像我們想的那麼簡單。它也是一個例子，說明了關於天文、關於自然週期的知識，似乎是許多古代文化——無論他們在埃及、英國還是祕魯——其精神與社會生活中的一個重要部分。</w:t>
       </w:r>
     </w:p>
     <w:p>
@@ -4884,7 +4884,25 @@
           <w:color w:val="1A1C1E"/>
           <w:shd w:val="clear" w:color="auto" w:fill="FFFFFF"/>
         </w:rPr>
-        <w:t>而在印度，我們看到了印度河流域文明（Harappan Civilization），在約公元前2600至1900年間繁榮發展，擁有像摩亨佐-達羅（Mohenjo-daro）和哈拉帕</w:t>
+        <w:t>而在印度，我們看到了印度河流域文明（Harappan Civilization），在約公元前2600至1900年間繁榮發展，擁有像摩亨佐</w:t>
+      </w:r>
+      <w:r>
+        <w:rPr>
+          <w:rFonts w:ascii="Courier New" w:hAnsi="Courier New" w:cs="Courier New"/>
+          <w:color w:val="2B2D31"/>
+          <w:sz w:val="21"/>
+          <w:szCs w:val="21"/>
+          <w:shd w:val="clear" w:color="auto" w:fill="FCFCFC"/>
+        </w:rPr>
+        <w:t>·</w:t>
+      </w:r>
+      <w:r>
+        <w:rPr>
+          <w:rFonts w:ascii="Yu Gothic" w:eastAsia="Yu Gothic" w:hAnsi="Yu Gothic" w:cs="Yu Gothic" w:hint="eastAsia"/>
+          <w:color w:val="1A1C1E"/>
+          <w:shd w:val="clear" w:color="auto" w:fill="FFFFFF"/>
+        </w:rPr>
+        <w:t>達羅（Mohenjo-daro）和哈拉帕</w:t>
       </w:r>
       <w:r>
         <w:rPr>
@@ -5204,7 +5222,23 @@
           <w:color w:val="1A1C1E"/>
           <w:shd w:val="clear" w:color="auto" w:fill="FFFFFF"/>
         </w:rPr>
-        <w:t>與那國島，就像格農巴東、吉薩金字塔，或印度外海被淹沒的城市一樣，正迫使我們嚴肅地重新審視人類的古代史。它們如同「來自海底的迴響」，向我們訴說著那些被遺忘的歷史篇章，關於那些曾經輝煌存在而後又在自然變動中消失的文明。問題依然存在，需要更多的研究。但像與那-國島這樣地點的存在，無疑豐富了那幅關於一個遠比我們所知的更多元、更複雜的過去的畫卷。它顯示，或許，人類歷史並非一條直線前進的道路，而是一連串的起伏、許多世界的開始與終結。</w:t>
+        <w:t>與那國島，就像格農巴東、吉薩金字塔，或印度外海被淹沒的城市一樣，正迫使我們嚴肅地重新審視人類的古代史。它們如同「來自海底的迴響」，向我們訴說著那些被遺忘的歷史篇章，關於那些曾經輝煌存在而後又在自然變動中消失的文明。問題依然存在，需要更多的研究。但像</w:t>
+      </w:r>
+      <w:r>
+        <w:rPr>
+          <w:rFonts w:ascii="Yu Gothic" w:eastAsia="Yu Gothic" w:hAnsi="Yu Gothic" w:cs="Yu Gothic" w:hint="eastAsia"/>
+          <w:color w:val="1A1C1E"/>
+          <w:shd w:val="clear" w:color="auto" w:fill="FFFFFF"/>
+        </w:rPr>
+        <w:t>與那國島</w:t>
+      </w:r>
+      <w:r>
+        <w:rPr>
+          <w:rFonts w:ascii="Yu Gothic" w:eastAsia="Yu Gothic" w:hAnsi="Yu Gothic" w:cs="Yu Gothic" w:hint="eastAsia"/>
+          <w:color w:val="1A1C1E"/>
+          <w:shd w:val="clear" w:color="auto" w:fill="FFFFFF"/>
+        </w:rPr>
+        <w:t>這樣地點的存在，無疑豐富了那幅關於一個遠比我們所知的更多元、更複雜的過去的畫卷。它顯示，或許，人類歷史並非一條直線前進的道路，而是一連串的起伏、許多世界的開始與終結。</w:t>
       </w:r>
     </w:p>
     <w:p>
@@ -6222,7 +6256,7 @@
           <w:color w:val="1A1C1E"/>
           <w:shd w:val="clear" w:color="auto" w:fill="FFFFFF"/>
         </w:rPr>
-        <w:t>夏威夷的傳說中，也有關於神明與英雄從遙遠土地而來，或關於已消失的神秘島嶼的故事。例如，有關於「卡內-</w:t>
+        <w:t>夏威夷的傳說中，也有關於神明與英雄從遙遠土地而來，或關於已消失的神秘島嶼的故事。例如，有關於「卡</w:t>
       </w:r>
       <w:r>
         <w:rPr>
@@ -6231,7 +6265,43 @@
           <w:shd w:val="clear" w:color="auto" w:fill="FFFFFF"/>
         </w:rPr>
         <w:lastRenderedPageBreak/>
-        <w:t>胡納-莫庫」（Kāne-hūnā-moku，卡內神的隱藏之島）的傳說，或關於一個被認為是夏威夷最早居民的神秘矮人族——美尼胡內人（Menehune）的傳說，他們以能在一夜之間迅速建成石造建築而聞名。這會不會是對前人或已失落文明的扭曲記憶？</w:t>
+        <w:t>內</w:t>
+      </w:r>
+      <w:r>
+        <w:rPr>
+          <w:rFonts w:ascii="Courier New" w:hAnsi="Courier New" w:cs="Courier New"/>
+          <w:color w:val="2B2D31"/>
+          <w:sz w:val="21"/>
+          <w:szCs w:val="21"/>
+          <w:shd w:val="clear" w:color="auto" w:fill="FCFCFC"/>
+        </w:rPr>
+        <w:t>·</w:t>
+      </w:r>
+      <w:r>
+        <w:rPr>
+          <w:rFonts w:ascii="Yu Gothic" w:eastAsia="Yu Gothic" w:hAnsi="Yu Gothic" w:cs="Yu Gothic" w:hint="eastAsia"/>
+          <w:color w:val="1A1C1E"/>
+          <w:shd w:val="clear" w:color="auto" w:fill="FFFFFF"/>
+        </w:rPr>
+        <w:t>胡納</w:t>
+      </w:r>
+      <w:r>
+        <w:rPr>
+          <w:rFonts w:ascii="Courier New" w:hAnsi="Courier New" w:cs="Courier New"/>
+          <w:color w:val="2B2D31"/>
+          <w:sz w:val="21"/>
+          <w:szCs w:val="21"/>
+          <w:shd w:val="clear" w:color="auto" w:fill="FCFCFC"/>
+        </w:rPr>
+        <w:t>·</w:t>
+      </w:r>
+      <w:r>
+        <w:rPr>
+          <w:rFonts w:ascii="Yu Gothic" w:eastAsia="Yu Gothic" w:hAnsi="Yu Gothic" w:cs="Yu Gothic" w:hint="eastAsia"/>
+          <w:color w:val="1A1C1E"/>
+          <w:shd w:val="clear" w:color="auto" w:fill="FFFFFF"/>
+        </w:rPr>
+        <w:t>莫庫」（Kāne-hūnā-moku，卡內神的隱藏之島）的傳說，或關於一個被認為是夏威夷最早居民的神秘矮人族——美尼胡內人（Menehune）的傳說，他們以能在一夜之間迅速建成石造建築而聞名。這會不會是對前人或已失落文明的扭曲記憶？</w:t>
       </w:r>
     </w:p>
     <w:p>
@@ -6291,7 +6361,23 @@
           <w:color w:val="1A1C1E"/>
           <w:shd w:val="clear" w:color="auto" w:fill="FFFFFF"/>
         </w:rPr>
-        <w:t>然而，也如同復活-節島，關於一個沉沒的「夏威夷大陸」的直接地質學和考古學證據，仍然非常有限。現今的夏威夷群島，是由海底一個「熱點」（hotspot）的火山活動所形成，而這些島嶼正隨著時間緩慢地移動和下沉。不過，</w:t>
+        <w:t>然而，也如同</w:t>
+      </w:r>
+      <w:r>
+        <w:rPr>
+          <w:rFonts w:ascii="Yu Gothic" w:eastAsia="Yu Gothic" w:hAnsi="Yu Gothic" w:cs="Yu Gothic" w:hint="eastAsia"/>
+          <w:color w:val="1A1C1E"/>
+          <w:shd w:val="clear" w:color="auto" w:fill="FFFFFF"/>
+        </w:rPr>
+        <w:t>復活節島</w:t>
+      </w:r>
+      <w:r>
+        <w:rPr>
+          <w:rFonts w:ascii="Yu Gothic" w:eastAsia="Yu Gothic" w:hAnsi="Yu Gothic" w:cs="Yu Gothic" w:hint="eastAsia"/>
+          <w:color w:val="1A1C1E"/>
+          <w:shd w:val="clear" w:color="auto" w:fill="FFFFFF"/>
+        </w:rPr>
+        <w:t>，關於一個沉沒的「夏威夷大陸」的直接地質學和考古學證據，仍然非常有限。現今的夏威夷群島，是由海底一個「熱點」（hotspot）的火山活動所形成，而這些島嶼正隨著時間緩慢地移動和下沉。不過，</w:t>
       </w:r>
       <w:r>
         <w:rPr>
@@ -6806,7 +6892,7 @@
           <w:color w:val="1A1C1E"/>
           <w:shd w:val="clear" w:color="auto" w:fill="FFFFFF"/>
         </w:rPr>
-        <w:t>（點了點-頭，臉上露出贊同的笑容。）</w:t>
+        <w:t>（點了點頭，臉上露出贊同的笑容。）</w:t>
       </w:r>
     </w:p>
     <w:p>
@@ -8425,7 +8511,7 @@
           <w:color w:val="1A1C1E"/>
           <w:shd w:val="clear" w:color="auto" w:fill="FFFFFF"/>
         </w:rPr>
-        <w:t>是的，教授說得有理，可能未必需要一個像佛教那樣的修煉體-系，而可能是以小團體的形式，傳授給幾個代表性的人物…</w:t>
+        <w:t>是的，教授說得有理，可能未必需要一個像佛教那樣的修煉體系，而可能是以小團體的形式，傳授給幾個代表性的人物…</w:t>
       </w:r>
     </w:p>
     <w:p>
@@ -9463,7 +9549,7 @@
           <w:color w:val="1A1C1E"/>
           <w:shd w:val="clear" w:color="auto" w:fill="FFFFFF"/>
         </w:rPr>
-        <w:t>我們在這個時代對它們投入了更多的關注，或許也並非偶然。說不定，現在正是那些「訊息」需要被聆-聽的時刻。</w:t>
+        <w:t>我們在這個時代對它們投入了更多的關注，或許也並非偶然。說不定，現在正是那些「訊息」需要被聆聽的時刻。</w:t>
       </w:r>
     </w:p>
     <w:p>
@@ -10388,7 +10474,24 @@
           <w:color w:val="1A1C1E"/>
           <w:shd w:val="clear" w:color="auto" w:fill="FFFFFF"/>
         </w:rPr>
-        <w:t>談到像柏拉圖或蘇格拉底（Socrates）這樣的古代「哲學家」，許多人可能會聯想到他們就像近代的西方哲學家…但我個人感覺，他們不應被稱為「哲學家」，而應被冠以如「賢哲」或其他 algum 稱謂，因為我覺得他們所說的，並非基於單純的邏輯推論，而更像是被開啟了智慧、能洞</w:t>
+        <w:t>談到像柏拉圖或蘇格拉底（Socrates）這樣的古代「哲學家」，許多人可能會聯想到他們就像近代的西方哲學家…但我個人感覺，他們不應被稱為「哲學家」，而應被冠以如「賢哲」或其他</w:t>
+      </w:r>
+      <w:bookmarkStart w:id="0" w:name="_GoBack"/>
+      <w:bookmarkEnd w:id="0"/>
+      <w:r>
+        <w:rPr>
+          <w:rFonts w:ascii="Yu Gothic" w:eastAsia="Yu Gothic" w:hAnsi="Yu Gothic" w:cs="Yu Gothic"/>
+          <w:color w:val="1A1C1E"/>
+        </w:rPr>
+        <w:t>類似</w:t>
+      </w:r>
+      <w:r>
+        <w:rPr>
+          <w:rFonts w:ascii="Yu Gothic" w:eastAsia="Yu Gothic" w:hAnsi="Yu Gothic" w:cs="Yu Gothic" w:hint="eastAsia"/>
+          <w:color w:val="1A1C1E"/>
+          <w:shd w:val="clear" w:color="auto" w:fill="FFFFFF"/>
+        </w:rPr>
+        <w:t>稱謂，因為我覺得他們所說的，並非基於單純的邏輯推論，而更像是被開啟了智慧、能洞悉</w:t>
       </w:r>
       <w:r>
         <w:rPr>
@@ -10397,7 +10500,7 @@
           <w:shd w:val="clear" w:color="auto" w:fill="FFFFFF"/>
         </w:rPr>
         <w:lastRenderedPageBreak/>
-        <w:t>悉過去與未來的通達之人…某種程度上，就像教授您的女兒勞拉一樣…</w:t>
+        <w:t>過去與未來的通達之人…某種程度上，就像教授您的女兒勞拉一樣…</w:t>
       </w:r>
     </w:p>
     <w:p>
@@ -11526,7 +11629,7 @@
           <w:color w:val="1A1C1E"/>
           <w:shd w:val="clear" w:color="auto" w:fill="FFFFFF"/>
         </w:rPr>
-        <w:t>所以，愛德-加．凱西，以其非常特殊的資訊獲取方式，為我們提供了又一個「迴響」，一個關於亞特蘭提斯的、</w:t>
+        <w:t>所以，愛德加．凱西，以其非常特殊的資訊獲取方式，為我們提供了又一個「迴響」，一個關於亞特蘭提斯的、豐</w:t>
       </w:r>
       <w:r>
         <w:rPr>
@@ -11535,7 +11638,7 @@
           <w:shd w:val="clear" w:color="auto" w:fill="FFFFFF"/>
         </w:rPr>
         <w:lastRenderedPageBreak/>
-        <w:t>豐富而細緻的視角。儘管我們無法用現行的科學方法來完全驗證他所說的，但其內容與其他來源的一致性，以及他所講述故事的內在邏輯性，使得它們成為任何想深入了解這個傳奇文明的人，一份極具價值的參考資料。</w:t>
+        <w:t>富而細緻的視角。儘管我們無法用現行的科學方法來完全驗證他所說的，但其內容與其他來源的一致性，以及他所講述故事的內在邏輯性，使得它們成為任何想深入了解這個傳奇文明的人，一份極具價值的參考資料。</w:t>
       </w:r>
     </w:p>
     <w:p>
@@ -14453,7 +14556,7 @@
           <w:color w:val="1A1C1E"/>
           <w:shd w:val="clear" w:color="auto" w:fill="FFFFFF"/>
         </w:rPr>
-        <w:t>儘管如此，並非完全沒有任何考古發現。在理查特結構之內及其周邊，人們已找到了屬於舊石器時代和新石-器時代（Paleolithic and Neolithic）的史前石器。這表明該地區在撒哈拉較為青翠的時期，早已有人類居住。人們也找到了一些陶器碎片和其他居住跡象，但這些發現通常被認為屬於較為簡單的文化，是早期的狩獵採集或畜牧群體，而非如所描述的亞特蘭提斯那樣一個複雜的、高科技的城邦的痕跡。</w:t>
+        <w:t>儘管如此，並非完全沒有任何考古發現。在理查特結構之內及其周邊，人們已找到了屬於舊石器時代和新石器時代（Paleolithic and Neolithic）的史前石器。這表明該地區在撒哈拉較為青翠的時期，早已有人類居住。人們也找到了一些陶器碎片和其他居住跡象，但這些發現通常被認為屬於較為簡單的文化，是早期的狩獵採集或畜牧群體，而非如所描述的亞特蘭提斯那樣一個複雜的、高科技的城邦的痕跡。</w:t>
       </w:r>
     </w:p>
     <w:p>
@@ -14494,7 +14597,7 @@
           <w:color w:val="1A1C1E"/>
           <w:shd w:val="clear" w:color="auto" w:fill="FFFFFF"/>
         </w:rPr>
-        <w:t>我個人相信，要真正解開撒哈-拉之眼的謎團，我們需要更有明確導向的考古勘查，或許可以結合先進的遙感技術（如透地雷達）來尋找深埋地下的隱藏結構，而最重要的是，需要一種開放的思維，願意去考量超越現有解釋的可能性。</w:t>
+        <w:t>我個人相信，要真正解開撒哈拉之眼的謎團，我們需要更有明確導向的考古勘查，或許可以結合先進的遙感技術（如透地雷達）來尋找深埋地下的隱藏結構，而最重要的是，需要一種開放的思維，願意去考量超越現有解釋的可能性。</w:t>
       </w:r>
     </w:p>
     <w:p>
@@ -15225,7 +15328,7 @@
           <w:color w:val="1A1C1E"/>
           <w:shd w:val="clear" w:color="auto" w:fill="FFFFFF"/>
         </w:rPr>
-        <w:t>（點了點-頭，眼神中充滿理解。）</w:t>
+        <w:t>（點了點頭，眼神中充滿理解。）</w:t>
       </w:r>
     </w:p>
     <w:p>
@@ -15363,7 +15466,7 @@
           <w:color w:val="1A1C1E"/>
           <w:shd w:val="clear" w:color="auto" w:fill="FFFFFF"/>
         </w:rPr>
-        <w:t>這些發現，儘管可能還不是我們所想像的如亞特蘭提斯那般的「高科技」文明，但它們都說明了一點：沙漠並非一直都是沙漠。它們曾是充滿生命、擁有文化的土地，而且很可能，還隱藏著遠比我們已發現的更為巨大的秘密。每一項新發現，就像是我們在-一幅被覆蓋的巨大畫卷上，輕輕拂去一層薄沙。最初顯露的可能只是些微小的細節，但它們暗示著一個更宏偉的整體，正等待被揭示。而說不定，某一天，其中某座「失落的城市」，將會揭示出遠超我們所敢想像的事物。</w:t>
+        <w:t>這些發現，儘管可能還不是我們所想像的如亞特蘭提斯那般的「高科技」文明，但它們都說明了一點：沙漠並非一直都是沙漠。它們曾是充滿生命、擁有文化的土地，而且很可能，還隱藏著遠比我們已發現的更為巨大的秘密。每一項新發現，就像是我們在一幅被覆蓋的巨大畫卷上，輕輕拂去一層薄沙。最初顯露的可能只是些微小的細節，但它們暗示著一個更宏偉的整體，正等待被揭示。而說不定，某一天，其中某座「失落的城市」，將會揭示出遠超我們所敢想像的事物。</w:t>
       </w:r>
     </w:p>
     <w:p>
@@ -15496,7 +15599,7 @@
           <w:color w:val="1A1C1E"/>
           <w:shd w:val="clear" w:color="auto" w:fill="FFFFFF"/>
         </w:rPr>
-        <w:t>（點點-頭，微笑道。）</w:t>
+        <w:t>（點點頭，微笑道。）</w:t>
       </w:r>
     </w:p>
     <w:p>
@@ -15585,7 +15688,7 @@
           <w:color w:val="1A1C1E"/>
           <w:shd w:val="clear" w:color="auto" w:fill="FFFFFF"/>
         </w:rPr>
-        <w:t>讓樓蘭變得如此特別和神秘的，正是它近乎突然的消失。從一個東西方文化交匯的繁華中心，它轉瞬間變成一座鬼城，被塔克拉瑪干沙漠的黃沙所吞噬。直到二十世紀初，當像斯文．赫定（Sven Hedin）這樣的西方探險家找到它時，樓-蘭的秘密才逐漸被重新揭示。</w:t>
+        <w:t>讓樓蘭變得如此特別和神秘的，正是它近乎突然的消失。從一個東西方文化交匯的繁華中心，它轉瞬間變成一座鬼城，被塔克拉瑪干沙漠的黃沙所吞噬。直到二十世紀初，當像斯文．赫定（Sven Hedin）這樣的西方探險家找到它時，樓蘭的秘密才逐漸被重新揭示。</w:t>
       </w:r>
     </w:p>
     <w:p>
@@ -16284,7 +16387,7 @@
           <w:color w:val="1A1C1E"/>
           <w:shd w:val="clear" w:color="auto" w:fill="FFFFFF"/>
         </w:rPr>
-        <w:t>勞拉描述了一種極其莊嚴，近乎神聖的氛圍。那位大祭司，其眼神彷彿能洞悉過去與未來，正在對那位年輕的國王和公主說話——他們帶著一種深沉的悲傷，卻也充滿了決斷與接納的神情。那場對話的內容，據勞拉以一種內心的「理-解」而非耳朵所「聽見」的，遠非僅僅是建造一座陵墓或紀念碑。</w:t>
+        <w:t>勞拉描述了一種極其莊嚴，近乎神聖的氛圍。那位大祭司，其眼神彷彿能洞悉過去與未來，正在對那位年輕的國王和公主說話——他們帶著一種深沉的悲傷，卻也充滿了決斷與接納的神情。那場對話的內容，據勞拉以一種內心的「理解」而非耳朵所「聽見」的，遠非僅僅是建造一座陵墓或紀念碑。</w:t>
       </w:r>
     </w:p>
     <w:p>
@@ -16704,7 +16807,6 @@
           <w:rFonts w:ascii="Yu Gothic" w:eastAsia="Yu Gothic" w:hAnsi="Yu Gothic" w:cs="Yu Gothic"/>
         </w:rPr>
       </w:pPr>
-      <w:bookmarkStart w:id="0" w:name="_GoBack"/>
     </w:p>
     <w:p>
       <w:pPr>
@@ -18575,7 +18677,7 @@
           <w:shd w:val="clear" w:color="auto" w:fill="FFFFFF"/>
         </w:rPr>
         <w:lastRenderedPageBreak/>
-        <w:t>謝謝您，亨-利。我們的分享會已至尾聲，但我相信，這些思索與「迴響」，將會繼續遠播。</w:t>
+        <w:t>謝謝您，亨利。我們的分享會已至尾聲，但我相信，這些思索與「迴響」，將會繼續遠播。</w:t>
       </w:r>
     </w:p>
     <w:p>
@@ -19334,12 +19436,10 @@
     </w:p>
     <w:p>
       <w:pPr>
-        <w:numPr>
-          <w:ilvl w:val="0"/>
-          <w:numId w:val="2"/>
-        </w:numPr>
+        <w:tabs>
+          <w:tab w:val="left" w:pos="720"/>
+        </w:tabs>
         <w:spacing w:beforeAutospacing="1" w:afterAutospacing="1"/>
-        <w:ind w:left="1440"/>
         <w:rPr>
           <w:rFonts w:ascii="Yu Gothic" w:eastAsia="Yu Gothic" w:hAnsi="Yu Gothic" w:cs="Yu Gothic"/>
           <w:sz w:val="24"/>
@@ -19565,6 +19665,20 @@
           <w:rFonts w:ascii="Yu Gothic" w:eastAsia="Yu Gothic" w:hAnsi="Yu Gothic" w:cs="Yu Gothic" w:hint="eastAsia"/>
         </w:rPr>
         <w:t xml:space="preserve">– 千劫已過 (Thousand Lives) </w:t>
+      </w:r>
+    </w:p>
+    <w:p>
+      <w:pPr>
+        <w:pStyle w:val="NormalWeb"/>
+        <w:rPr>
+          <w:rFonts w:ascii="Yu Gothic" w:eastAsia="Yu Gothic" w:hAnsi="Yu Gothic" w:cs="Yu Gothic"/>
+        </w:rPr>
+      </w:pPr>
+      <w:r>
+        <w:rPr>
+          <w:rFonts w:ascii="Yu Gothic" w:eastAsia="Yu Gothic" w:hAnsi="Yu Gothic" w:cs="Yu Gothic" w:hint="eastAsia"/>
+        </w:rPr>
+        <w:t>– 大霹靂之外的宇宙 (The Universe Beyond The Big Bang)</w:t>
       </w:r>
     </w:p>
     <w:p>
@@ -19651,7 +19765,6 @@
         </w:rPr>
       </w:pPr>
     </w:p>
-    <w:bookmarkEnd w:id="0"/>
     <w:p>
       <w:pPr>
         <w:rPr>
@@ -19723,7 +19836,7 @@
           <w:rPr>
             <w:noProof/>
           </w:rPr>
-          <w:t>174</w:t>
+          <w:t>94</w:t>
         </w:r>
         <w:r>
           <w:rPr>
@@ -20021,7 +20134,6 @@
     <w:lsdException w:name="Table Web 1" w:semiHidden="1" w:unhideWhenUsed="1"/>
     <w:lsdException w:name="Table Web 2" w:semiHidden="1" w:unhideWhenUsed="1"/>
     <w:lsdException w:name="Table Web 3" w:semiHidden="1" w:unhideWhenUsed="1"/>
-    <w:lsdException w:name="Table Grid" w:semiHidden="1" w:unhideWhenUsed="1"/>
     <w:lsdException w:name="Table Theme" w:semiHidden="1" w:unhideWhenUsed="1"/>
     <w:lsdException w:name="Placeholder Text" w:semiHidden="1" w:uiPriority="99"/>
     <w:lsdException w:name="No Spacing" w:uiPriority="99"/>
@@ -20357,6 +20469,11 @@
       <w:lang w:eastAsia="zh-CN"/>
     </w:rPr>
   </w:style>
+  <w:style w:type="character" w:customStyle="1" w:styleId="ng-star-inserted">
+    <w:name w:val="ng-star-inserted"/>
+    <w:basedOn w:val="DefaultParagraphFont"/>
+    <w:rsid w:val="00684952"/>
+  </w:style>
 </w:styles>
 </file>
 
